--- a/lessons/2-11/downloads/2-11-notes-teacher-l3.docx
+++ b/lessons/2-11/downloads/2-11-notes-teacher-l3.docx
@@ -1550,47 +1550,6 @@
         <w:t xml:space="preserve">Write About the Math</w:t>
       </w:r>
     </w:p>
-    <w:p>
-      <w:pPr>
-        <w:spacing w:after="100"/>
-      </w:pPr>
-      <w:r>
-        <w:rPr>
-          <w:i/>
-          <w:iCs/>
-          <w:color w:val="5F6F80"/>
-          <w:sz w:val="19"/>
-          <w:szCs w:val="19"/>
-        </w:rPr>
-        <w:t xml:space="preserve">Use the support level you need. Every level answers the same math question.</w:t>
-      </w:r>
-    </w:p>
-    <w:p>
-      <w:pPr>
-        <w:pStyle w:val="Heading2"/>
-        <w:spacing w:after="80" w:before="180"/>
-      </w:pPr>
-      <w:r>
-        <w:rPr>
-          <w:b/>
-          <w:bCs/>
-          <w:color w:val="12355B"/>
-          <w:sz w:val="24"/>
-          <w:szCs w:val="24"/>
-        </w:rPr>
-        <w:t xml:space="preserve">1. Understand the Question</w:t>
-      </w:r>
-      <w:r>
-        <w:rPr>
-          <w:i/>
-          <w:iCs/>
-          <w:color w:val="B97A12"/>
-          <w:sz w:val="19"/>
-          <w:szCs w:val="19"/>
-        </w:rPr>
-        <w:t xml:space="preserve">   compare</w:t>
-      </w:r>
-    </w:p>
     <w:tbl>
       <w:tblPr>
         <w:tblW w:type="pct" w:w="100%"/>
@@ -1629,38 +1588,16 @@
               </w:rPr>
               <w:t xml:space="preserve">How do you add decimals with different numbers of decimal places to find her total time?</w:t>
             </w:r>
-          </w:p>
-          <w:p>
-            <w:pPr>
-              <w:spacing w:after="0"/>
-            </w:pPr>
-            <w:r>
-              <w:rPr>
-                <w:b/>
-                <w:bCs/>
-                <w:color w:val="12355B"/>
-                <w:sz w:val="20"/>
-                <w:szCs w:val="20"/>
-              </w:rPr>
-              <w:t xml:space="preserve">Your job:  </w:t>
-            </w:r>
-            <w:r>
-              <w:rPr>
-                <w:sz w:val="20"/>
-                <w:szCs w:val="20"/>
-              </w:rPr>
-              <w:t xml:space="preserve">Answer the question. Use math evidence. Explain how the evidence proves your answer.</w:t>
-            </w:r>
             <w:r>
               <w:rPr>
                 <w:i/>
                 <w:iCs/>
                 <w:color w:val="5F6F80"/>
-                <w:sz w:val="18"/>
-                <w:szCs w:val="18"/>
+                <w:sz w:val="19"/>
+                <w:szCs w:val="19"/>
               </w:rPr>
               <w:br/>
-              <w:t xml:space="preserve">Responde la pregunta. Usa evidencia matemática. Explica cómo la evidencia demuestra tu respuesta.</w:t>
+              <w:t xml:space="preserve">¿Cómo sumas decimales con distinta cantidad de lugares decimales para hallar su tiempo total?</w:t>
             </w:r>
           </w:p>
         </w:tc>
@@ -1668,33 +1605,22 @@
     </w:tbl>
     <w:p>
       <w:pPr>
-        <w:pStyle w:val="Heading2"/>
-        <w:spacing w:after="80" w:before="180"/>
-      </w:pPr>
-      <w:r>
-        <w:rPr>
-          <w:b/>
-          <w:bCs/>
-          <w:color w:val="12355B"/>
-          <w:sz w:val="24"/>
-          <w:szCs w:val="24"/>
-        </w:rPr>
-        <w:t xml:space="preserve">2. Plan Your Math Words</w:t>
-      </w:r>
+        <w:spacing w:after="100"/>
+      </w:pPr>
       <w:r>
         <w:rPr>
           <w:i/>
           <w:iCs/>
-          <w:color w:val="1FA6A2"/>
+          <w:color w:val="5F6F80"/>
           <w:sz w:val="19"/>
           <w:szCs w:val="19"/>
         </w:rPr>
-        <w:t xml:space="preserve">   check at least two</w:t>
-      </w:r>
-    </w:p>
-    <w:p>
-      <w:pPr>
-        <w:spacing w:after="60"/>
+        <w:t xml:space="preserve">Say your answer to a partner first. Then write it, using at least two of these words:</w:t>
+      </w:r>
+    </w:p>
+    <w:p>
+      <w:pPr>
+        <w:spacing w:after="40"/>
       </w:pPr>
       <w:r>
         <w:rPr>
@@ -1714,14 +1640,7 @@
           <w:sz w:val="20"/>
           <w:szCs w:val="20"/>
         </w:rPr>
-        <w:t xml:space="preserve">Add and Subtract Decimals — </w:t>
-      </w:r>
-      <w:r>
-        <w:rPr>
-          <w:sz w:val="20"/>
-          <w:szCs w:val="20"/>
-        </w:rPr>
-        <w:t xml:space="preserve">Combine or find the difference between decimals by lining up equal place values.</w:t>
+        <w:t xml:space="preserve">Decimal</w:t>
       </w:r>
       <w:r>
         <w:rPr>
@@ -1731,13 +1650,12 @@
           <w:sz w:val="18"/>
           <w:szCs w:val="18"/>
         </w:rPr>
-        <w:br/>
-        <w:t xml:space="preserve">Sumar y restar decimales — Combinar o hallar la diferencia entre decimales alineando valores posicionales iguales.</w:t>
-      </w:r>
-    </w:p>
-    <w:p>
-      <w:pPr>
-        <w:spacing w:after="60"/>
+        <w:t xml:space="preserve">  ·  Decimal</w:t>
+      </w:r>
+    </w:p>
+    <w:p>
+      <w:pPr>
+        <w:spacing w:after="40"/>
       </w:pPr>
       <w:r>
         <w:rPr>
@@ -1757,14 +1675,7 @@
           <w:sz w:val="20"/>
           <w:szCs w:val="20"/>
         </w:rPr>
-        <w:t xml:space="preserve">Decimal — </w:t>
-      </w:r>
-      <w:r>
-        <w:rPr>
-          <w:sz w:val="20"/>
-          <w:szCs w:val="20"/>
-        </w:rPr>
-        <w:t xml:space="preserve">A number with a dot, like 0.5, that shows a part less than one.</w:t>
+        <w:t xml:space="preserve">Place value</w:t>
       </w:r>
       <w:r>
         <w:rPr>
@@ -1774,13 +1685,12 @@
           <w:sz w:val="18"/>
           <w:szCs w:val="18"/>
         </w:rPr>
-        <w:br/>
-        <w:t xml:space="preserve">Decimal — Un número con un punto, como 0.5, que muestra una parte menor que uno.</w:t>
-      </w:r>
-    </w:p>
-    <w:p>
-      <w:pPr>
-        <w:spacing w:after="60"/>
+        <w:t xml:space="preserve">  ·  Valor posicional</w:t>
+      </w:r>
+    </w:p>
+    <w:p>
+      <w:pPr>
+        <w:spacing w:after="40"/>
       </w:pPr>
       <w:r>
         <w:rPr>
@@ -1800,14 +1710,7 @@
           <w:sz w:val="20"/>
           <w:szCs w:val="20"/>
         </w:rPr>
-        <w:t xml:space="preserve">Place value — </w:t>
-      </w:r>
-      <w:r>
-        <w:rPr>
-          <w:sz w:val="20"/>
-          <w:szCs w:val="20"/>
-        </w:rPr>
-        <w:t xml:space="preserve">What a digit is worth based on where it sits in a number.</w:t>
+        <w:t xml:space="preserve">Tenths</w:t>
       </w:r>
       <w:r>
         <w:rPr>
@@ -1817,13 +1720,12 @@
           <w:sz w:val="18"/>
           <w:szCs w:val="18"/>
         </w:rPr>
-        <w:br/>
-        <w:t xml:space="preserve">Valor posicional — Lo que vale un dígito según el lugar que ocupa en el número.</w:t>
-      </w:r>
-    </w:p>
-    <w:p>
-      <w:pPr>
-        <w:spacing w:after="60"/>
+        <w:t xml:space="preserve">  ·  Décimas</w:t>
+      </w:r>
+    </w:p>
+    <w:p>
+      <w:pPr>
+        <w:spacing w:after="40"/>
       </w:pPr>
       <w:r>
         <w:rPr>
@@ -1843,14 +1745,7 @@
           <w:sz w:val="20"/>
           <w:szCs w:val="20"/>
         </w:rPr>
-        <w:t xml:space="preserve">Tenths — </w:t>
-      </w:r>
-      <w:r>
-        <w:rPr>
-          <w:sz w:val="20"/>
-          <w:szCs w:val="20"/>
-        </w:rPr>
-        <w:t xml:space="preserve">The first spot after the decimal point. It shows parts out of 10.</w:t>
+        <w:t xml:space="preserve">Hundredths</w:t>
       </w:r>
       <w:r>
         <w:rPr>
@@ -1860,13 +1755,12 @@
           <w:sz w:val="18"/>
           <w:szCs w:val="18"/>
         </w:rPr>
-        <w:br/>
-        <w:t xml:space="preserve">Décimas — El primer lugar después del punto decimal. Muestra partes de 10.</w:t>
-      </w:r>
-    </w:p>
-    <w:p>
-      <w:pPr>
-        <w:spacing w:after="60"/>
+        <w:t xml:space="preserve">  ·  Centésimas</w:t>
+      </w:r>
+    </w:p>
+    <w:p>
+      <w:pPr>
+        <w:spacing w:after="40"/>
       </w:pPr>
       <w:r>
         <w:rPr>
@@ -1886,14 +1780,7 @@
           <w:sz w:val="20"/>
           <w:szCs w:val="20"/>
         </w:rPr>
-        <w:t xml:space="preserve">Hundredths — </w:t>
-      </w:r>
-      <w:r>
-        <w:rPr>
-          <w:sz w:val="20"/>
-          <w:szCs w:val="20"/>
-        </w:rPr>
-        <w:t xml:space="preserve">The second spot after the decimal point. It shows parts out of 100.</w:t>
+        <w:t xml:space="preserve">Annex zeros</w:t>
       </w:r>
       <w:r>
         <w:rPr>
@@ -1903,109 +1790,7 @@
           <w:sz w:val="18"/>
           <w:szCs w:val="18"/>
         </w:rPr>
-        <w:br/>
-        <w:t xml:space="preserve">Centésimas — El segundo lugar después del punto decimal. Muestra partes de 100.</w:t>
-      </w:r>
-    </w:p>
-    <w:tbl>
-      <w:tblPr>
-        <w:tblW w:type="pct" w:w="100%"/>
-        <w:tblBorders>
-          <w:top w:val="single" w:color="1FA6A2" w:sz="8"/>
-          <w:left w:val="single" w:color="1FA6A2" w:sz="8"/>
-          <w:bottom w:val="single" w:color="1FA6A2" w:sz="8"/>
-          <w:right w:val="single" w:color="1FA6A2" w:sz="8"/>
-          <w:insideH w:val="single" w:color="auto" w:sz="4"/>
-          <w:insideV w:val="single" w:color="auto" w:sz="4"/>
-        </w:tblBorders>
-      </w:tblPr>
-      <w:tblGrid>
-        <w:gridCol w:w="100"/>
-      </w:tblGrid>
-      <w:tr>
-        <w:tc>
-          <w:tcPr>
-            <w:shd w:fill="F7FFFD" w:color="auto" w:val="clear"/>
-            <w:tcMar>
-              <w:top w:type="dxa" w:w="120"/>
-              <w:left w:type="dxa" w:w="180"/>
-              <w:bottom w:type="dxa" w:w="120"/>
-              <w:right w:type="dxa" w:w="180"/>
-            </w:tcMar>
-          </w:tcPr>
-          <w:p>
-            <w:pPr>
-              <w:spacing w:after="50"/>
-            </w:pPr>
-            <w:r>
-              <w:rPr>
-                <w:b/>
-                <w:bCs/>
-                <w:color w:val="1FA6A2"/>
-                <w:sz w:val="20"/>
-                <w:szCs w:val="20"/>
-              </w:rPr>
-              <w:t xml:space="preserve">Say it first:  </w:t>
-            </w:r>
-            <w:r>
-              <w:rPr>
-                <w:sz w:val="20"/>
-                <w:szCs w:val="20"/>
-              </w:rPr>
-              <w:t xml:space="preserve">Say your idea to a partner or quietly to yourself before you write.</w:t>
-            </w:r>
-          </w:p>
-          <w:p>
-            <w:pPr>
-              <w:spacing w:after="60"/>
-            </w:pPr>
-            <w:r>
-              <w:rPr>
-                <w:color w:val="1A2733"/>
-                <w:sz w:val="21"/>
-                <w:szCs w:val="21"/>
-              </w:rPr>
-              <w:t xml:space="preserve">The runner's total time is ___ minutes because 2.45 + 2.60 + 2.38 = ___.</w:t>
-            </w:r>
-            <w:r>
-              <w:rPr>
-                <w:i/>
-                <w:iCs/>
-                <w:color w:val="5F6F80"/>
-                <w:sz w:val="19"/>
-                <w:szCs w:val="19"/>
-              </w:rPr>
-              <w:br/>
-              <w:t xml:space="preserve">Di tu respuesta primero: Mi respuesta es ___ porque ___.</w:t>
-            </w:r>
-          </w:p>
-        </w:tc>
-      </w:tr>
-    </w:tbl>
-    <w:p>
-      <w:pPr>
-        <w:pStyle w:val="Heading2"/>
-        <w:spacing w:after="80" w:before="180"/>
-      </w:pPr>
-      <w:r>
-        <w:rPr>
-          <w:b/>
-          <w:bCs/>
-          <w:color w:val="12355B"/>
-          <w:sz w:val="24"/>
-          <w:szCs w:val="24"/>
-        </w:rPr>
-        <w:t xml:space="preserve">3. Build Your Explanation</w:t>
-      </w:r>
-      <w:r>
-        <w:rPr>
-          <w:i/>
-          <w:iCs/>
-          <w:color w:val="B97A12"/>
-          <w:sz w:val="19"/>
-          <w:szCs w:val="19"/>
-        </w:rPr>
-        <w:t xml:space="preserve">   choose your support</w:t>
+        <w:t xml:space="preserve">  ·  Agregar ceros</w:t>
       </w:r>
     </w:p>
     <w:tbl>
@@ -2036,21 +1821,6 @@
           </w:tcPr>
           <w:p>
             <w:pPr>
-              <w:spacing w:after="50"/>
-            </w:pPr>
-            <w:r>
-              <w:rPr>
-                <w:i/>
-                <w:iCs/>
-                <w:color w:val="5F6F80"/>
-                <w:sz w:val="19"/>
-                <w:szCs w:val="19"/>
-              </w:rPr>
-              <w:t xml:space="preserve">This model shows the parts of an explanation. It does not answer your writing question.</w:t>
-            </w:r>
-          </w:p>
-          <w:p>
-            <w:pPr>
               <w:spacing w:after="80"/>
             </w:pPr>
             <w:r>
@@ -2061,58 +1831,14 @@
                 <w:sz w:val="19"/>
                 <w:szCs w:val="19"/>
               </w:rPr>
-              <w:t xml:space="preserve">Claim:  </w:t>
+              <w:t xml:space="preserve">Model:  </w:t>
             </w:r>
             <w:r>
               <w:rPr>
                 <w:sz w:val="19"/>
                 <w:szCs w:val="19"/>
               </w:rPr>
-              <w:t xml:space="preserve">Lining up the decimal points keeps each place value matched.</w:t>
-            </w:r>
-          </w:p>
-          <w:p>
-            <w:pPr>
-              <w:spacing w:after="80"/>
-            </w:pPr>
-            <w:r>
-              <w:rPr>
-                <w:b/>
-                <w:bCs/>
-                <w:color w:val="12355B"/>
-                <w:sz w:val="19"/>
-                <w:szCs w:val="19"/>
-              </w:rPr>
-              <w:t xml:space="preserve">Evidence:  </w:t>
-            </w:r>
-            <w:r>
-              <w:rPr>
-                <w:sz w:val="19"/>
-                <w:szCs w:val="19"/>
-              </w:rPr>
-              <w:t xml:space="preserve">Students explain that aligning decimal points lines up matching place values (tenths under tenths, hundredths under hundredths) so the addition and subtraction are correct.</w:t>
-            </w:r>
-          </w:p>
-          <w:p>
-            <w:pPr>
-              <w:spacing w:after="80"/>
-            </w:pPr>
-            <w:r>
-              <w:rPr>
-                <w:b/>
-                <w:bCs/>
-                <w:color w:val="12355B"/>
-                <w:sz w:val="19"/>
-                <w:szCs w:val="19"/>
-              </w:rPr>
-              <w:t xml:space="preserve">Reasoning:  </w:t>
-            </w:r>
-            <w:r>
-              <w:rPr>
-                <w:sz w:val="19"/>
-                <w:szCs w:val="19"/>
-              </w:rPr>
-              <w:t xml:space="preserve">This evidence connects the definition of add and subtract decimals to the mathematical claim.</w:t>
+              <w:t xml:space="preserve">Lining up the decimal points keeps each place value matched. — Students explain that aligning decimal points lines up matching place values (tenths under tenths, hundredths under hundredths) so the addition and subtraction are correct.</w:t>
             </w:r>
           </w:p>
         </w:tc>
@@ -2191,7 +1917,7 @@
           <w:sz w:val="21"/>
           <w:szCs w:val="21"/>
         </w:rPr>
-        <w:t xml:space="preserve">My answer is ___.</w:t>
+        <w:t xml:space="preserve">My answer is ___ because ___.</w:t>
       </w:r>
       <w:r>
         <w:rPr>
@@ -2202,7 +1928,7 @@
           <w:szCs w:val="19"/>
         </w:rPr>
         <w:br/>
-        <w:t xml:space="preserve">Mi respuesta es ___.</w:t>
+        <w:t xml:space="preserve">Mi respuesta es ___ porque ___.</w:t>
       </w:r>
     </w:p>
     <w:tbl>
@@ -2342,7 +2068,7 @@
           <w:sz w:val="21"/>
           <w:szCs w:val="21"/>
         </w:rPr>
-        <w:t xml:space="preserve">I know because ___.</w:t>
+        <w:t xml:space="preserve">My evidence is ___, so ___.</w:t>
       </w:r>
       <w:r>
         <w:rPr>
@@ -2353,31 +2079,7 @@
           <w:szCs w:val="19"/>
         </w:rPr>
         <w:br/>
-        <w:t xml:space="preserve">Lo sé porque ___.</w:t>
-      </w:r>
-    </w:p>
-    <w:p>
-      <w:pPr>
-        <w:spacing w:after="60"/>
-      </w:pPr>
-      <w:r>
-        <w:rPr>
-          <w:color w:val="1A2733"/>
-          <w:sz w:val="21"/>
-          <w:szCs w:val="21"/>
-        </w:rPr>
-        <w:t xml:space="preserve">So ___.</w:t>
-      </w:r>
-      <w:r>
-        <w:rPr>
-          <w:i/>
-          <w:iCs/>
-          <w:color w:val="5F6F80"/>
-          <w:sz w:val="19"/>
-          <w:szCs w:val="19"/>
-        </w:rPr>
-        <w:br/>
-        <w:t xml:space="preserve">Entonces ___.</w:t>
+        <w:t xml:space="preserve">Mi evidencia es ___, entonces ___.</w:t>
       </w:r>
     </w:p>
     <w:tbl>
@@ -2483,78 +2185,6 @@
         <w:t xml:space="preserve">Escribe una afirmación, da evidencia matemática y explica tu razonamiento.</w:t>
       </w:r>
     </w:p>
-    <w:p>
-      <w:pPr>
-        <w:spacing w:after="60"/>
-      </w:pPr>
-      <w:r>
-        <w:rPr>
-          <w:color w:val="1A2733"/>
-          <w:sz w:val="21"/>
-          <w:szCs w:val="21"/>
-        </w:rPr>
-        <w:t xml:space="preserve">My claim is ___.</w:t>
-      </w:r>
-      <w:r>
-        <w:rPr>
-          <w:i/>
-          <w:iCs/>
-          <w:color w:val="5F6F80"/>
-          <w:sz w:val="19"/>
-          <w:szCs w:val="19"/>
-        </w:rPr>
-        <w:br/>
-        <w:t xml:space="preserve">Mi afirmación es ___.</w:t>
-      </w:r>
-    </w:p>
-    <w:p>
-      <w:pPr>
-        <w:spacing w:after="60"/>
-      </w:pPr>
-      <w:r>
-        <w:rPr>
-          <w:color w:val="1A2733"/>
-          <w:sz w:val="21"/>
-          <w:szCs w:val="21"/>
-        </w:rPr>
-        <w:t xml:space="preserve">My math evidence is ___.</w:t>
-      </w:r>
-      <w:r>
-        <w:rPr>
-          <w:i/>
-          <w:iCs/>
-          <w:color w:val="5F6F80"/>
-          <w:sz w:val="19"/>
-          <w:szCs w:val="19"/>
-        </w:rPr>
-        <w:br/>
-        <w:t xml:space="preserve">Mi evidencia matemática es ___.</w:t>
-      </w:r>
-    </w:p>
-    <w:p>
-      <w:pPr>
-        <w:spacing w:after="60"/>
-      </w:pPr>
-      <w:r>
-        <w:rPr>
-          <w:color w:val="1A2733"/>
-          <w:sz w:val="21"/>
-          <w:szCs w:val="21"/>
-        </w:rPr>
-        <w:t xml:space="preserve">This proves ___ because ___.</w:t>
-      </w:r>
-      <w:r>
-        <w:rPr>
-          <w:i/>
-          <w:iCs/>
-          <w:color w:val="5F6F80"/>
-          <w:sz w:val="19"/>
-          <w:szCs w:val="19"/>
-        </w:rPr>
-        <w:br/>
-        <w:t xml:space="preserve">Esto demuestra ___ porque ___.</w:t>
-      </w:r>
-    </w:p>
     <w:tbl>
       <w:tblPr>
         <w:tblW w:type="pct" w:w="100%"/>
@@ -2637,7 +2267,7 @@
           <w:sz w:val="24"/>
           <w:szCs w:val="24"/>
         </w:rPr>
-        <w:t xml:space="preserve">4. Check Your Explanation</w:t>
+        <w:t xml:space="preserve">Check Your Explanation</w:t>
       </w:r>
       <w:r>
         <w:rPr>
@@ -2647,7 +2277,7 @@
           <w:sz w:val="19"/>
           <w:szCs w:val="19"/>
         </w:rPr>
-        <w:t xml:space="preserve">   five quick checks</w:t>
+        <w:t xml:space="preserve">   three quick checks</w:t>
       </w:r>
     </w:p>
     <w:p>
@@ -2671,17 +2301,6 @@
         </w:rPr>
         <w:t xml:space="preserve">I answered the question.</w:t>
       </w:r>
-      <w:r>
-        <w:rPr>
-          <w:i/>
-          <w:iCs/>
-          <w:color w:val="5F6F80"/>
-          <w:sz w:val="18"/>
-          <w:szCs w:val="18"/>
-        </w:rPr>
-        <w:br/>
-        <w:t xml:space="preserve">Respondí la pregunta.</w:t>
-      </w:r>
     </w:p>
     <w:p>
       <w:pPr>
@@ -2702,18 +2321,7 @@
           <w:sz w:val="20"/>
           <w:szCs w:val="20"/>
         </w:rPr>
-        <w:t xml:space="preserve">I used math evidence: numbers, an equation, a model, or a comparison.</w:t>
-      </w:r>
-      <w:r>
-        <w:rPr>
-          <w:i/>
-          <w:iCs/>
-          <w:color w:val="5F6F80"/>
-          <w:sz w:val="18"/>
-          <w:szCs w:val="18"/>
-        </w:rPr>
-        <w:br/>
-        <w:t xml:space="preserve">Usé evidencia matemática: números, una ecuación, un modelo o una comparación.</w:t>
+        <w:t xml:space="preserve">I used math evidence: numbers, an equation, or a model.</w:t>
       </w:r>
     </w:p>
     <w:p>
@@ -2735,84 +2343,7 @@
           <w:sz w:val="20"/>
           <w:szCs w:val="20"/>
         </w:rPr>
-        <w:t xml:space="preserve">I explained how the evidence proves my answer.</w:t>
-      </w:r>
-      <w:r>
-        <w:rPr>
-          <w:i/>
-          <w:iCs/>
-          <w:color w:val="5F6F80"/>
-          <w:sz w:val="18"/>
-          <w:szCs w:val="18"/>
-        </w:rPr>
-        <w:br/>
-        <w:t xml:space="preserve">Expliqué cómo la evidencia demuestra mi respuesta.</w:t>
-      </w:r>
-    </w:p>
-    <w:p>
-      <w:pPr>
-        <w:spacing w:after="80"/>
-      </w:pPr>
-      <w:r>
-        <w:rPr>
-          <w:b/>
-          <w:bCs/>
-          <w:color w:val="1FA6A2"/>
-          <w:sz w:val="22"/>
-          <w:szCs w:val="22"/>
-        </w:rPr>
-        <w:t xml:space="preserve">☐  </w:t>
-      </w:r>
-      <w:r>
-        <w:rPr>
-          <w:sz w:val="20"/>
-          <w:szCs w:val="20"/>
-        </w:rPr>
         <w:t xml:space="preserve">I used at least two math words.</w:t>
-      </w:r>
-      <w:r>
-        <w:rPr>
-          <w:i/>
-          <w:iCs/>
-          <w:color w:val="5F6F80"/>
-          <w:sz w:val="18"/>
-          <w:szCs w:val="18"/>
-        </w:rPr>
-        <w:br/>
-        <w:t xml:space="preserve">Usé por lo menos dos palabras matemáticas.</w:t>
-      </w:r>
-    </w:p>
-    <w:p>
-      <w:pPr>
-        <w:spacing w:after="80"/>
-      </w:pPr>
-      <w:r>
-        <w:rPr>
-          <w:b/>
-          <w:bCs/>
-          <w:color w:val="1FA6A2"/>
-          <w:sz w:val="22"/>
-          <w:szCs w:val="22"/>
-        </w:rPr>
-        <w:t xml:space="preserve">☐  </w:t>
-      </w:r>
-      <w:r>
-        <w:rPr>
-          <w:sz w:val="20"/>
-          <w:szCs w:val="20"/>
-        </w:rPr>
-        <w:t xml:space="preserve">I reread complete sentences and punctuation.</w:t>
-      </w:r>
-      <w:r>
-        <w:rPr>
-          <w:i/>
-          <w:iCs/>
-          <w:color w:val="5F6F80"/>
-          <w:sz w:val="18"/>
-          <w:szCs w:val="18"/>
-        </w:rPr>
-        <w:br/>
-        <w:t xml:space="preserve">Volví a leer mis oraciones completas y la puntuación.</w:t>
       </w:r>
     </w:p>
     <w:p>
@@ -3849,7 +3380,7 @@
           <w:sz w:val="20"/>
           <w:szCs w:val="20"/>
         </w:rPr>
-        <w:t xml:space="preserve">☐  I answered the question.</w:t>
+        <w:t xml:space="preserve">☐  The answer to the math question is correct.</w:t>
       </w:r>
     </w:p>
     <w:p>
@@ -3861,7 +3392,7 @@
           <w:sz w:val="20"/>
           <w:szCs w:val="20"/>
         </w:rPr>
-        <w:t xml:space="preserve">☐  I used math evidence: numbers, an equation, a model, or a comparison.</w:t>
+        <w:t xml:space="preserve">☐  The evidence is real lesson mathematics (numbers, equation, or model), not restated claim.</w:t>
       </w:r>
     </w:p>
     <w:p>
@@ -3873,31 +3404,7 @@
           <w:sz w:val="20"/>
           <w:szCs w:val="20"/>
         </w:rPr>
-        <w:t xml:space="preserve">☐  I explained how the evidence proves my answer.</w:t>
-      </w:r>
-    </w:p>
-    <w:p>
-      <w:pPr>
-        <w:spacing w:after="80"/>
-      </w:pPr>
-      <w:r>
-        <w:rPr>
-          <w:sz w:val="20"/>
-          <w:szCs w:val="20"/>
-        </w:rPr>
-        <w:t xml:space="preserve">☐  I used at least two math words.</w:t>
-      </w:r>
-    </w:p>
-    <w:p>
-      <w:pPr>
-        <w:spacing w:after="80"/>
-      </w:pPr>
-      <w:r>
-        <w:rPr>
-          <w:sz w:val="20"/>
-          <w:szCs w:val="20"/>
-        </w:rPr>
-        <w:t xml:space="preserve">☐  I reread complete sentences and punctuation.</w:t>
+        <w:t xml:space="preserve">☐  The support level changed the language scaffolding, never the mathematical expectation.</w:t>
       </w:r>
     </w:p>
     <w:sectPr>
